--- a/dist/Torsten Uhlmann CV Übersicht.docx
+++ b/dist/Torsten Uhlmann CV Übersicht.docx
@@ -486,7 +486,7 @@
           <w:color w:val="95A5A6"/>
           <w:sz w:val="16"/>
         </w:rPr>
-        <w:t>agynamix.de/resume | Stand: März 2026</w:t>
+        <w:t>agynamix.de/resume</w:t>
       </w:r>
     </w:p>
     <w:sectPr>

--- a/dist/Torsten Uhlmann CV Übersicht.docx
+++ b/dist/Torsten Uhlmann CV Übersicht.docx
@@ -95,7 +95,7 @@
                 <w:color w:val="1A5276"/>
                 <w:sz w:val="22"/>
               </w:rPr>
-              <w:t>AGYNAMIX® | Senior Full Stack Software Engineer &amp; Berater</w:t>
+              <w:t>AGYNAMIX® | Senior Full Stack Software Engineer &amp; AI Integration Consultant</w:t>
             </w:r>
           </w:p>
           <w:p>
@@ -143,7 +143,7 @@
     </w:p>
     <w:p>
       <w:r>
-        <w:t>Senior Full Stack Software Engineer mit knapp 30 Jahren Erfahrung in der Entwicklung robuster, hochperformanter Softwarelösungen für unterschiedlichste Branchen. Über AGYNAMIX begleite ich komplexe, systemkritische Anwendungen vom Prototyp bis zur Produktion—ob als technische Leitung oder integriert in verteilte Teams, stets als Brücke zwischen anspruchsvollen Backend-Architekturen und modernen, responsiven Frontend-Frameworks.</w:t>
+        <w:t>Senior Full Stack Software Engineer mit knapp 30 Jahren Erfahrung in der Entwicklung robuster, hochperformanter Softwarelösungen für unterschiedlichste Branchen. Über AGYNAMIX begleite ich komplexe, systemkritische Anwendungen vom Prototyp bis zur Produktion—ob als technische Leitung oder integriert in verteilte Teams, stets als Brücke zwischen anspruchsvollen Backend-Architekturen und modernen, responsiven Frontend-Frameworks. Aktuelle Schwerpunkte umfassen angewandte KI-Integration und Agentic Engineering, unter anderem KI-gestützte PDF-Rechnungsanalyse in AGYNAMIX Invoicer mit strukturierter Extraktion, Vision-Modellen, JSON-Schema-Ausgaben, semantischen Prüfungen, alternativen Kandidaten und User-in-the-Loop-Review.</w:t>
       </w:r>
     </w:p>
     <w:p>
@@ -163,6 +163,17 @@
       </w:r>
       <w:r>
         <w:t xml:space="preserve"> — Komplettlösungen von der Anforderungsanalyse über Implementierung bis zum Deployment.</w:t>
+      </w:r>
+    </w:p>
+    <w:p>
+      <w:r>
+        <w:rPr>
+          <w:b/>
+        </w:rPr>
+        <w:t>Angewandte KI &amp; Workflow-Automatisierung</w:t>
+      </w:r>
+      <w:r>
+        <w:t xml:space="preserve"> — Praxistaugliche KI-Integration mit Agentic Engineering, LLMs, Document AI und strukturierter Extraktion.</w:t>
       </w:r>
     </w:p>
     <w:p>
@@ -204,6 +215,17 @@
       </w:pPr>
       <w:r>
         <w:t>Technologie Stack</w:t>
+      </w:r>
+    </w:p>
+    <w:p>
+      <w:r>
+        <w:rPr>
+          <w:b/>
+        </w:rPr>
+        <w:t>Angewandte KI</w:t>
+      </w:r>
+      <w:r>
+        <w:t>: Agentic Engineering, LLM-Integration, Document AI, PDF-Extraktion, Vision-Modelle, JSON-Schema-Ausgaben, Ollama</w:t>
       </w:r>
     </w:p>
     <w:p>
@@ -358,7 +380,7 @@
     </w:p>
     <w:p>
       <w:r>
-        <w:t>Moderne Desktop-Rechnungsanwendung (Kotlin, Jetpack Compose for Desktop) für den DACH-Markt. Vollständig GoBD-konform mit ZUGFeRD- und XRechnung-Unterstützung.</w:t>
+        <w:t>Moderne Desktop-Rechnungsanwendung (Kotlin, Jetpack Compose for Desktop) für den DACH-Markt. Vollständig GoBD-konform mit ZUGFeRD- und XRechnung-Unterstützung. KI-gestützte PDF-Rechnungsanalyse extrahiert Lieferant, Rechnungsnummer, Datum, MwSt.-Beträge, Summen und Metadaten über lokale und entfernte OpenAI-kompatible Provider, einschließlich datenschutzfreundlicher lokaler Ollama-Modelle.</w:t>
       </w:r>
     </w:p>
     <w:p>

--- a/dist/Torsten Uhlmann CV Übersicht.docx
+++ b/dist/Torsten Uhlmann CV Übersicht.docx
@@ -4,7 +4,7 @@
   <w:body>
     <w:tbl>
       <w:tblPr>
-        <w:tblW w:type="auto" w:w="0"/>
+        <w:tblW w:type="dxa" w:w="9864"/>
         <w:jc w:val="center"/>
         <w:tblLook w:firstColumn="1" w:firstRow="1" w:lastColumn="0" w:lastRow="0" w:noHBand="0" w:noVBand="1" w:val="04A0"/>
         <w:tblBorders>
@@ -17,8 +17,8 @@
         </w:tblBorders>
       </w:tblPr>
       <w:tblGrid>
-        <w:gridCol w:w="5100"/>
-        <w:gridCol w:w="5100"/>
+        <w:gridCol w:w="1600"/>
+        <w:gridCol w:w="8264"/>
       </w:tblGrid>
       <w:tr>
         <w:tc>
